--- a/08-buoyancy/worksheet.docx
+++ b/08-buoyancy/worksheet.docx
@@ -129,20 +129,19 @@
               <w:rPr>
                 <w:sz w:val="20"/>
               </w:rPr>
-              <w:t xml:space="preserve">). Choose the object, its volume and the liquid, then lower it with the </w:t>
+              <w:t>). Choose the object, its volume and the liquid, then lower it with d (▲ ▼).</w:t>
             </w:r>
             <w:r>
               <w:rPr>
                 <w:b/>
                 <w:sz w:val="20"/>
               </w:rPr>
-              <w:t>d</w:t>
             </w:r>
             <w:r>
               <w:rPr>
                 <w:sz w:val="20"/>
               </w:rPr>
-              <w:t xml:space="preserve"> slider. The overflow runs into the beaker on the balance. </w:t>
+              <w:t xml:space="preserve"> The overflow runs into the beaker on the balance. </w:t>
             </w:r>
             <w:r>
               <w:rPr>

--- a/08-buoyancy/worksheet.docx
+++ b/08-buoyancy/worksheet.docx
@@ -110,7 +110,7 @@
                 <w:b/>
                 <w:sz w:val="20"/>
               </w:rPr>
-              <w:t>biba0112.github.io/physics-sims/08-buoyancy</w:t>
+              <w:t>physics.taneski.com/08-buoyancy</w:t>
             </w:r>
             <w:r>
               <w:rPr>
